--- a/Документация/Руководство Администратора.docx
+++ b/Документация/Руководство Администратора.docx
@@ -385,11 +385,21 @@
           <w:lang w:val="en-US"/>
         </w:rPr>
       </w:pPr>
-      <w:fldSimple w:instr=" REF ДецНомер  \* MERGEFORMAT ">
-        <w:r>
-          <w:t>А.В.00001-01</w:t>
-        </w:r>
-      </w:fldSimple>
+      <w:r>
+        <w:fldChar w:fldCharType="begin"/>
+      </w:r>
+      <w:r>
+        <w:instrText xml:space="preserve"> REF ДецНомер  \* MERGEFORMAT </w:instrText>
+      </w:r>
+      <w:r>
+        <w:fldChar w:fldCharType="separate"/>
+      </w:r>
+      <w:r>
+        <w:t>А.В.00001-01</w:t>
+      </w:r>
+      <w:r>
+        <w:fldChar w:fldCharType="end"/>
+      </w:r>
       <w:r>
         <w:rPr>
           <w:caps/>
@@ -1221,8 +1231,8 @@
         </w:rPr>
         <w:fldChar w:fldCharType="separate"/>
       </w:r>
-      <w:bookmarkStart w:id="1" w:name="Закладка"/>
-      <w:bookmarkStart w:id="2" w:name="ДецНомер"/>
+      <w:bookmarkStart w:id="1" w:name="ДецНомер"/>
+      <w:bookmarkStart w:id="2" w:name="Закладка"/>
       <w:r>
         <w:rPr>
           <w:b/>
@@ -2033,16 +2043,13 @@
               <w:jc w:val="both"/>
             </w:pPr>
             <w:r>
-              <w:t>Студент группы 4</w:t>
+              <w:t xml:space="preserve">Студент группы </w:t>
             </w:r>
             <w:r>
-              <w:t>2</w:t>
+              <w:t>31</w:t>
             </w:r>
             <w:r>
               <w:t xml:space="preserve"> ИС</w:t>
-            </w:r>
-            <w:r>
-              <w:t>К</w:t>
             </w:r>
           </w:p>
         </w:tc>
@@ -2102,8 +2109,16 @@
               <w:t xml:space="preserve">_____________ </w:t>
             </w:r>
             <w:r>
-              <w:t>Г.А. Шевченко</w:t>
+              <w:t>А</w:t>
             </w:r>
+            <w:r>
+              <w:t xml:space="preserve">.А. </w:t>
+            </w:r>
+            <w:r>
+              <w:t>Курбанов</w:t>
+            </w:r>
+            <w:bookmarkStart w:id="3" w:name="_GoBack"/>
+            <w:bookmarkEnd w:id="3"/>
           </w:p>
         </w:tc>
       </w:tr>
@@ -2197,7 +2212,7 @@
           <w:caps/>
         </w:rPr>
       </w:pPr>
-      <w:bookmarkStart w:id="3" w:name="_Toc40077667"/>
+      <w:bookmarkStart w:id="4" w:name="_Toc40077667"/>
       <w:r>
         <w:rPr>
           <w:b/>
@@ -2207,7 +2222,7 @@
         <w:lastRenderedPageBreak/>
         <w:t>Аннотация</w:t>
       </w:r>
-      <w:bookmarkEnd w:id="3"/>
+      <w:bookmarkEnd w:id="4"/>
     </w:p>
     <w:p>
       <w:pPr>
@@ -2411,7 +2426,7 @@
         </w:rPr>
         <w:br w:type="page"/>
       </w:r>
-      <w:bookmarkStart w:id="4" w:name="_Toc40077668"/>
+      <w:bookmarkStart w:id="5" w:name="_Toc40077668"/>
       <w:r>
         <w:rPr>
           <w:b/>
@@ -2423,7 +2438,7 @@
         <w:lastRenderedPageBreak/>
         <w:t>Содержание</w:t>
       </w:r>
-      <w:bookmarkEnd w:id="4"/>
+      <w:bookmarkEnd w:id="5"/>
     </w:p>
     <w:p>
       <w:pPr>
@@ -2978,7 +2993,7 @@
         </w:rPr>
         <w:br w:type="page"/>
       </w:r>
-      <w:bookmarkStart w:id="5" w:name="_Toc40077672"/>
+      <w:bookmarkStart w:id="6" w:name="_Toc40077672"/>
     </w:p>
     <w:p>
       <w:pPr>
@@ -2998,8 +3013,8 @@
           <w:szCs w:val="24"/>
         </w:rPr>
       </w:pPr>
-      <w:bookmarkStart w:id="6" w:name="_Toc225841269"/>
-      <w:bookmarkEnd w:id="5"/>
+      <w:bookmarkStart w:id="7" w:name="_Toc225841269"/>
+      <w:bookmarkEnd w:id="6"/>
       <w:r>
         <w:rPr>
           <w:caps/>
@@ -3008,7 +3023,7 @@
         </w:rPr>
         <w:t>НАЗНАЧЕНИЕ ПРОГРАММЫ</w:t>
       </w:r>
-      <w:bookmarkEnd w:id="6"/>
+      <w:bookmarkEnd w:id="7"/>
     </w:p>
     <w:p>
       <w:pPr>
@@ -3222,7 +3237,7 @@
           <w:szCs w:val="24"/>
         </w:rPr>
       </w:pPr>
-      <w:bookmarkStart w:id="7" w:name="_Toc225841270"/>
+      <w:bookmarkStart w:id="8" w:name="_Toc225841270"/>
       <w:r>
         <w:rPr>
           <w:caps/>
@@ -3232,7 +3247,7 @@
         <w:lastRenderedPageBreak/>
         <w:t>Условия выполнения программы</w:t>
       </w:r>
-      <w:bookmarkEnd w:id="7"/>
+      <w:bookmarkEnd w:id="8"/>
     </w:p>
     <w:p>
       <w:pPr>
@@ -3251,7 +3266,7 @@
           <w:szCs w:val="24"/>
         </w:rPr>
       </w:pPr>
-      <w:bookmarkStart w:id="8" w:name="_Toc225841271"/>
+      <w:bookmarkStart w:id="9" w:name="_Toc225841271"/>
       <w:r>
         <w:rPr>
           <w:b w:val="0"/>
@@ -3288,7 +3303,7 @@
         </w:rPr>
         <w:t>»:</w:t>
       </w:r>
-      <w:bookmarkEnd w:id="8"/>
+      <w:bookmarkEnd w:id="9"/>
     </w:p>
     <w:p>
       <w:pPr>
@@ -3771,8 +3786,8 @@
           <w:szCs w:val="24"/>
         </w:rPr>
       </w:pPr>
-      <w:bookmarkStart w:id="9" w:name="_Toc40077678"/>
-      <w:bookmarkStart w:id="10" w:name="_Toc225841272"/>
+      <w:bookmarkStart w:id="10" w:name="_Toc40077678"/>
+      <w:bookmarkStart w:id="11" w:name="_Toc225841272"/>
       <w:r>
         <w:rPr>
           <w:caps/>
@@ -3790,7 +3805,7 @@
         </w:rPr>
         <w:t xml:space="preserve"> программ</w:t>
       </w:r>
-      <w:bookmarkEnd w:id="9"/>
+      <w:bookmarkEnd w:id="10"/>
       <w:r>
         <w:rPr>
           <w:caps/>
@@ -3799,7 +3814,7 @@
         </w:rPr>
         <w:t>ы</w:t>
       </w:r>
-      <w:bookmarkEnd w:id="10"/>
+      <w:bookmarkEnd w:id="11"/>
     </w:p>
     <w:p>
       <w:pPr>
@@ -3808,7 +3823,7 @@
         <w:ind w:left="0" w:firstLine="709"/>
         <w:jc w:val="both"/>
       </w:pPr>
-      <w:bookmarkStart w:id="11" w:name="_Toc40077699"/>
+      <w:bookmarkStart w:id="12" w:name="_Toc40077699"/>
       <w:r>
         <w:t xml:space="preserve">В разделе «Назначение программы» при необходимости администрирования данных следует использовать встроенные средства сайта «Производство мясопродуктов». В данном проекте работа с товарами, категориями, заказами, отзывами и новостями выполняется через административную панель </w:t>
       </w:r>
@@ -5287,15 +5302,7 @@
           <w:sz w:val="28"/>
           <w:szCs w:val="28"/>
         </w:rPr>
-        <w:t>Подтвердите удаление в открывшемся окне</w:t>
-      </w:r>
-      <w:r>
-        <w:rPr>
-          <w:color w:val="0F1115"/>
-          <w:sz w:val="28"/>
-          <w:szCs w:val="28"/>
-        </w:rPr>
-        <w:t>.</w:t>
+        <w:t>Подтвердите удаление в открывшемся окне.</w:t>
       </w:r>
     </w:p>
     <w:p>
@@ -5327,8 +5334,8 @@
           <w:szCs w:val="24"/>
         </w:rPr>
       </w:pPr>
-      <w:bookmarkStart w:id="12" w:name="_Toc225841273"/>
-      <w:bookmarkEnd w:id="11"/>
+      <w:bookmarkStart w:id="13" w:name="_Toc225841273"/>
+      <w:bookmarkEnd w:id="12"/>
       <w:r>
         <w:rPr>
           <w:caps/>
@@ -5338,7 +5345,7 @@
         <w:lastRenderedPageBreak/>
         <w:t>СОобщения оператору</w:t>
       </w:r>
-      <w:bookmarkEnd w:id="12"/>
+      <w:bookmarkEnd w:id="13"/>
     </w:p>
     <w:tbl>
       <w:tblPr>
@@ -6416,15 +6423,7 @@
               <w:rPr>
                 <w:rFonts w:ascii="Times New Roman" w:hAnsi="Times New Roman" w:cs="Times New Roman"/>
               </w:rPr>
-              <w:t>Ошибка за</w:t>
-            </w:r>
-            <w:bookmarkStart w:id="13" w:name="_GoBack"/>
-            <w:bookmarkEnd w:id="13"/>
-            <w:r>
-              <w:rPr>
-                <w:rFonts w:ascii="Times New Roman" w:hAnsi="Times New Roman" w:cs="Times New Roman"/>
-              </w:rPr>
-              <w:t>грузки изображения</w:t>
+              <w:t>Ошибка загрузки изображения</w:t>
             </w:r>
           </w:p>
         </w:tc>
@@ -12432,7 +12431,7 @@
 </file>
 
 <file path=customXml/itemProps1.xml><?xml version="1.0" encoding="utf-8"?>
-<ds:datastoreItem xmlns:ds="http://schemas.openxmlformats.org/officeDocument/2006/customXml" ds:itemID="{27475A7F-266D-4CCD-9E5D-CDF02E251371}">
+<ds:datastoreItem xmlns:ds="http://schemas.openxmlformats.org/officeDocument/2006/customXml" ds:itemID="{E223D5F7-E679-43B0-AF39-B75B48F93214}">
   <ds:schemaRefs>
     <ds:schemaRef ds:uri="http://schemas.openxmlformats.org/officeDocument/2006/bibliography"/>
   </ds:schemaRefs>
